--- a/downloads/teacher/04 Units/Unit 04 - Environmental Design and Management - Spaces We Live In/Lesson 04.17 - Unit 4 Review and Test.docx
+++ b/downloads/teacher/04 Units/Unit 04 - Environmental Design and Management - Spaces We Live In/Lesson 04.17 - Unit 4 Review and Test.docx
@@ -286,23 +286,41 @@
       <w:r>
         <w:t xml:space="preserve">By the end of this lesson, students will be able to:</w:t>
       </w:r>
-      <w:r>
-        <w:t xml:space="preserve"> </w:t>
-      </w:r>
-      <w:r>
-        <w:t xml:space="preserve">1. (Low) In a review game, recall the elements and principles of design, the six hazard families at home, three conservation methods, the scale conversion, and the tax math with at least 80 percent accuracy as a team.</w:t>
-      </w:r>
-      <w:r>
-        <w:t xml:space="preserve"> </w:t>
-      </w:r>
-      <w:r>
-        <w:t xml:space="preserve">2. (Mid) On the Unit 4 Test, apply the scale conversion, the energy math, and the budget math to numbers they have not seen.</w:t>
-      </w:r>
-      <w:r>
-        <w:t xml:space="preserve"> </w:t>
-      </w:r>
-      <w:r>
-        <w:t xml:space="preserve">3. (High) On the Unit 4 Test, evaluate a client scenario and justify a design decision in a short written response.</w:t>
+    </w:p>
+    <w:p>
+      <w:pPr>
+        <w:numPr>
+          <w:ilvl w:val="0"/>
+          <w:numId w:val="1002"/>
+        </w:numPr>
+        <w:pStyle w:val="Compact"/>
+      </w:pPr>
+      <w:r>
+        <w:t xml:space="preserve">(Low) In a review game, recall the elements and principles of design, the six hazard families at home, three conservation methods, the scale conversion, and the tax math with at least 80 percent accuracy as a team.</w:t>
+      </w:r>
+    </w:p>
+    <w:p>
+      <w:pPr>
+        <w:numPr>
+          <w:ilvl w:val="0"/>
+          <w:numId w:val="1002"/>
+        </w:numPr>
+        <w:pStyle w:val="Compact"/>
+      </w:pPr>
+      <w:r>
+        <w:t xml:space="preserve">(Mid) On the Unit 4 Test, apply the scale conversion, the energy math, and the budget math to numbers they have not seen.</w:t>
+      </w:r>
+    </w:p>
+    <w:p>
+      <w:pPr>
+        <w:numPr>
+          <w:ilvl w:val="0"/>
+          <w:numId w:val="1002"/>
+        </w:numPr>
+        <w:pStyle w:val="Compact"/>
+      </w:pPr>
+      <w:r>
+        <w:t xml:space="preserve">(High) On the Unit 4 Test, evaluate a client scenario and justify a design decision in a short written response.</w:t>
       </w:r>
     </w:p>
     <w:p>
@@ -358,7 +376,7 @@
       <w:pPr>
         <w:numPr>
           <w:ilvl w:val="0"/>
-          <w:numId w:val="1002"/>
+          <w:numId w:val="1003"/>
         </w:numPr>
         <w:pStyle w:val="Compact"/>
       </w:pPr>
@@ -376,7 +394,7 @@
       <w:pPr>
         <w:numPr>
           <w:ilvl w:val="0"/>
-          <w:numId w:val="1002"/>
+          <w:numId w:val="1003"/>
         </w:numPr>
         <w:pStyle w:val="Compact"/>
       </w:pPr>
@@ -394,7 +412,7 @@
       <w:pPr>
         <w:numPr>
           <w:ilvl w:val="0"/>
-          <w:numId w:val="1002"/>
+          <w:numId w:val="1003"/>
         </w:numPr>
         <w:pStyle w:val="Compact"/>
       </w:pPr>
@@ -406,7 +424,7 @@
       <w:pPr>
         <w:numPr>
           <w:ilvl w:val="0"/>
-          <w:numId w:val="1002"/>
+          <w:numId w:val="1003"/>
         </w:numPr>
         <w:pStyle w:val="Compact"/>
       </w:pPr>
@@ -427,7 +445,7 @@
       <w:pPr>
         <w:numPr>
           <w:ilvl w:val="0"/>
-          <w:numId w:val="1002"/>
+          <w:numId w:val="1003"/>
         </w:numPr>
         <w:pStyle w:val="Compact"/>
       </w:pPr>
@@ -448,7 +466,7 @@
       <w:pPr>
         <w:numPr>
           <w:ilvl w:val="0"/>
-          <w:numId w:val="1002"/>
+          <w:numId w:val="1003"/>
         </w:numPr>
         <w:pStyle w:val="Compact"/>
       </w:pPr>
@@ -460,7 +478,7 @@
       <w:pPr>
         <w:numPr>
           <w:ilvl w:val="0"/>
-          <w:numId w:val="1002"/>
+          <w:numId w:val="1003"/>
         </w:numPr>
         <w:pStyle w:val="Compact"/>
       </w:pPr>
@@ -861,43 +879,73 @@
       <w:r>
         <w:t xml:space="preserve">Monitor understanding (during the game):</w:t>
       </w:r>
-      <w:r>
-        <w:t xml:space="preserve"> </w:t>
-      </w:r>
-      <w:r>
-        <w:t xml:space="preserve">- Which is an element and which is a principle: color, balance, texture, rhythm?</w:t>
-      </w:r>
-      <w:r>
-        <w:t xml:space="preserve"> </w:t>
-      </w:r>
-      <w:r>
-        <w:t xml:space="preserve">- A 36-inch path at 1/2 inch = 1 foot is how many squares on quarter-inch graph paper?</w:t>
-      </w:r>
-      <w:r>
-        <w:t xml:space="preserve"> </w:t>
-      </w:r>
-      <w:r>
-        <w:t xml:space="preserve">- A $250 subtotal at 8.625 percent tax is what total?</w:t>
-      </w:r>
-    </w:p>
-    <w:p>
-      <w:pPr>
-        <w:pStyle w:val="BodyText"/>
+    </w:p>
+    <w:p>
+      <w:pPr>
+        <w:numPr>
+          <w:ilvl w:val="0"/>
+          <w:numId w:val="1004"/>
+        </w:numPr>
+        <w:pStyle w:val="Compact"/>
+      </w:pPr>
+      <w:r>
+        <w:t xml:space="preserve">Which is an element and which is a principle: color, balance, texture, rhythm?</w:t>
+      </w:r>
+    </w:p>
+    <w:p>
+      <w:pPr>
+        <w:numPr>
+          <w:ilvl w:val="0"/>
+          <w:numId w:val="1004"/>
+        </w:numPr>
+        <w:pStyle w:val="Compact"/>
+      </w:pPr>
+      <w:r>
+        <w:t xml:space="preserve">A 36-inch path at 1/2 inch = 1 foot is how many squares on quarter-inch graph paper?</w:t>
+      </w:r>
+    </w:p>
+    <w:p>
+      <w:pPr>
+        <w:numPr>
+          <w:ilvl w:val="0"/>
+          <w:numId w:val="1004"/>
+        </w:numPr>
+        <w:pStyle w:val="Compact"/>
+      </w:pPr>
+      <w:r>
+        <w:t xml:space="preserve">A $250 subtotal at 8.625 percent tax is what total?</w:t>
+      </w:r>
+    </w:p>
+    <w:p>
+      <w:pPr>
+        <w:pStyle w:val="FirstParagraph"/>
       </w:pPr>
       <w:r>
         <w:t xml:space="preserve">Deepen learning (after the tests are in, if there is a minute, or in Unit 5’s first do now):</w:t>
       </w:r>
-      <w:r>
-        <w:t xml:space="preserve"> </w:t>
-      </w:r>
-      <w:r>
-        <w:t xml:space="preserve">- Which model on the shelf would you change now that you have seen the whole unit’s questions in one place?</w:t>
-      </w:r>
-      <w:r>
-        <w:t xml:space="preserve"> </w:t>
-      </w:r>
-      <w:r>
-        <w:t xml:space="preserve">- What is the one thing you would tell a family that is about to move into a smaller home?</w:t>
+    </w:p>
+    <w:p>
+      <w:pPr>
+        <w:numPr>
+          <w:ilvl w:val="0"/>
+          <w:numId w:val="1005"/>
+        </w:numPr>
+        <w:pStyle w:val="Compact"/>
+      </w:pPr>
+      <w:r>
+        <w:t xml:space="preserve">Which model on the shelf would you change now that you have seen the whole unit’s questions in one place?</w:t>
+      </w:r>
+    </w:p>
+    <w:p>
+      <w:pPr>
+        <w:numPr>
+          <w:ilvl w:val="0"/>
+          <w:numId w:val="1005"/>
+        </w:numPr>
+        <w:pStyle w:val="Compact"/>
+      </w:pPr>
+      <w:r>
+        <w:t xml:space="preserve">What is the one thing you would tell a family that is about to move into a smaller home?</w:t>
       </w:r>
     </w:p>
     <w:p>
@@ -950,7 +998,7 @@
       <w:pPr>
         <w:numPr>
           <w:ilvl w:val="0"/>
-          <w:numId w:val="1003"/>
+          <w:numId w:val="1006"/>
         </w:numPr>
         <w:pStyle w:val="Compact"/>
       </w:pPr>
@@ -971,7 +1019,7 @@
       <w:pPr>
         <w:numPr>
           <w:ilvl w:val="0"/>
-          <w:numId w:val="1003"/>
+          <w:numId w:val="1006"/>
         </w:numPr>
         <w:pStyle w:val="Compact"/>
       </w:pPr>
@@ -983,7 +1031,7 @@
       <w:pPr>
         <w:numPr>
           <w:ilvl w:val="0"/>
-          <w:numId w:val="1003"/>
+          <w:numId w:val="1006"/>
         </w:numPr>
         <w:pStyle w:val="Compact"/>
       </w:pPr>
@@ -995,7 +1043,7 @@
       <w:pPr>
         <w:numPr>
           <w:ilvl w:val="0"/>
-          <w:numId w:val="1003"/>
+          <w:numId w:val="1006"/>
         </w:numPr>
         <w:pStyle w:val="Compact"/>
       </w:pPr>
@@ -1007,7 +1055,7 @@
       <w:pPr>
         <w:numPr>
           <w:ilvl w:val="0"/>
-          <w:numId w:val="1003"/>
+          <w:numId w:val="1006"/>
         </w:numPr>
         <w:pStyle w:val="Compact"/>
       </w:pPr>
@@ -1019,7 +1067,7 @@
       <w:pPr>
         <w:numPr>
           <w:ilvl w:val="0"/>
-          <w:numId w:val="1003"/>
+          <w:numId w:val="1006"/>
         </w:numPr>
         <w:pStyle w:val="Compact"/>
       </w:pPr>
@@ -1331,7 +1379,7 @@
       <w:pPr>
         <w:numPr>
           <w:ilvl w:val="0"/>
-          <w:numId w:val="1004"/>
+          <w:numId w:val="1007"/>
         </w:numPr>
         <w:pStyle w:val="Compact"/>
       </w:pPr>
@@ -1355,7 +1403,7 @@
       <w:pPr>
         <w:numPr>
           <w:ilvl w:val="0"/>
-          <w:numId w:val="1004"/>
+          <w:numId w:val="1007"/>
         </w:numPr>
         <w:pStyle w:val="Compact"/>
       </w:pPr>
@@ -1367,7 +1415,7 @@
       <w:pPr>
         <w:numPr>
           <w:ilvl w:val="0"/>
-          <w:numId w:val="1004"/>
+          <w:numId w:val="1007"/>
         </w:numPr>
         <w:pStyle w:val="Compact"/>
       </w:pPr>
@@ -1400,7 +1448,7 @@
       <w:pPr>
         <w:numPr>
           <w:ilvl w:val="0"/>
-          <w:numId w:val="1004"/>
+          <w:numId w:val="1007"/>
         </w:numPr>
         <w:pStyle w:val="Compact"/>
       </w:pPr>
@@ -1424,7 +1472,7 @@
       <w:pPr>
         <w:numPr>
           <w:ilvl w:val="0"/>
-          <w:numId w:val="1004"/>
+          <w:numId w:val="1007"/>
         </w:numPr>
         <w:pStyle w:val="Compact"/>
       </w:pPr>
@@ -1455,7 +1503,7 @@
       <w:pPr>
         <w:numPr>
           <w:ilvl w:val="0"/>
-          <w:numId w:val="1005"/>
+          <w:numId w:val="1008"/>
         </w:numPr>
         <w:pStyle w:val="Compact"/>
       </w:pPr>
@@ -1467,7 +1515,7 @@
       <w:pPr>
         <w:numPr>
           <w:ilvl w:val="0"/>
-          <w:numId w:val="1005"/>
+          <w:numId w:val="1008"/>
         </w:numPr>
         <w:pStyle w:val="Compact"/>
       </w:pPr>
@@ -1479,7 +1527,7 @@
       <w:pPr>
         <w:numPr>
           <w:ilvl w:val="0"/>
-          <w:numId w:val="1005"/>
+          <w:numId w:val="1008"/>
         </w:numPr>
         <w:pStyle w:val="Compact"/>
       </w:pPr>
@@ -1491,7 +1539,7 @@
       <w:pPr>
         <w:numPr>
           <w:ilvl w:val="0"/>
-          <w:numId w:val="1005"/>
+          <w:numId w:val="1008"/>
         </w:numPr>
         <w:pStyle w:val="Compact"/>
       </w:pPr>
@@ -1503,7 +1551,7 @@
       <w:pPr>
         <w:numPr>
           <w:ilvl w:val="0"/>
-          <w:numId w:val="1005"/>
+          <w:numId w:val="1008"/>
         </w:numPr>
         <w:pStyle w:val="Compact"/>
       </w:pPr>
@@ -1518,7 +1566,7 @@
       <w:pPr>
         <w:numPr>
           <w:ilvl w:val="0"/>
-          <w:numId w:val="1005"/>
+          <w:numId w:val="1008"/>
         </w:numPr>
         <w:pStyle w:val="Compact"/>
       </w:pPr>
@@ -1811,6 +1859,118 @@
       </w:pPr>
     </w:lvl>
   </w:abstractNum>
+  <w:abstractNum w:abstractNumId="99411">
+    <w:nsid w:val="71315dca"/>
+    <w:multiLevelType w:val="multilevel"/>
+    <w:lvl w:ilvl="0">
+      <w:start w:val="1"/>
+      <w:numFmt w:val="decimal"/>
+      <w:lvlText w:val="%1."/>
+      <w:lvlJc w:val="left"/>
+      <w:pPr>
+        <w:tabs>
+          <w:tab w:val="num" w:pos="0"/>
+        </w:tabs>
+        <w:ind w:left="480" w:hanging="480"/>
+      </w:pPr>
+    </w:lvl>
+    <w:lvl w:ilvl="1">
+      <w:start w:val="1"/>
+      <w:numFmt w:val="decimal"/>
+      <w:lvlText w:val="%2."/>
+      <w:lvlJc w:val="left"/>
+      <w:pPr>
+        <w:tabs>
+          <w:tab w:val="num" w:pos="720"/>
+        </w:tabs>
+        <w:ind w:left="1200" w:hanging="480"/>
+      </w:pPr>
+    </w:lvl>
+    <w:lvl w:ilvl="2">
+      <w:start w:val="1"/>
+      <w:numFmt w:val="decimal"/>
+      <w:lvlText w:val="%3."/>
+      <w:lvlJc w:val="left"/>
+      <w:pPr>
+        <w:tabs>
+          <w:tab w:val="num" w:pos="1440"/>
+        </w:tabs>
+        <w:ind w:left="1920" w:hanging="480"/>
+      </w:pPr>
+    </w:lvl>
+    <w:lvl w:ilvl="3">
+      <w:start w:val="1"/>
+      <w:numFmt w:val="decimal"/>
+      <w:lvlText w:val="%4."/>
+      <w:lvlJc w:val="left"/>
+      <w:pPr>
+        <w:tabs>
+          <w:tab w:val="num" w:pos="2160"/>
+        </w:tabs>
+        <w:ind w:left="2640" w:hanging="480"/>
+      </w:pPr>
+    </w:lvl>
+    <w:lvl w:ilvl="4">
+      <w:start w:val="1"/>
+      <w:numFmt w:val="decimal"/>
+      <w:lvlText w:val="%5."/>
+      <w:lvlJc w:val="left"/>
+      <w:pPr>
+        <w:tabs>
+          <w:tab w:val="num" w:pos="2880"/>
+        </w:tabs>
+        <w:ind w:left="3360" w:hanging="480"/>
+      </w:pPr>
+    </w:lvl>
+    <w:lvl w:ilvl="5">
+      <w:start w:val="1"/>
+      <w:numFmt w:val="decimal"/>
+      <w:lvlText w:val="%6."/>
+      <w:lvlJc w:val="left"/>
+      <w:pPr>
+        <w:tabs>
+          <w:tab w:val="num" w:pos="3600"/>
+        </w:tabs>
+        <w:ind w:left="4080" w:hanging="480"/>
+      </w:pPr>
+    </w:lvl>
+    <w:lvl w:ilvl="6">
+      <w:start w:val="1"/>
+      <w:numFmt w:val="decimal"/>
+      <w:lvlText w:val="%7."/>
+      <w:lvlJc w:val="left"/>
+      <w:pPr>
+        <w:tabs>
+          <w:tab w:val="num" w:pos="4320"/>
+        </w:tabs>
+        <w:ind w:left="4800" w:hanging="480"/>
+      </w:pPr>
+    </w:lvl>
+    <w:lvl w:ilvl="7">
+      <w:start w:val="1"/>
+      <w:numFmt w:val="decimal"/>
+      <w:lvlText w:val="%8."/>
+      <w:lvlJc w:val="left"/>
+      <w:pPr>
+        <w:tabs>
+          <w:tab w:val="num" w:pos="5040"/>
+        </w:tabs>
+        <w:ind w:left="5520" w:hanging="480"/>
+      </w:pPr>
+    </w:lvl>
+    <w:lvl w:ilvl="8">
+      <w:start w:val="1"/>
+      <w:numFmt w:val="decimal"/>
+      <w:lvlText w:val="%9."/>
+      <w:lvlJc w:val="left"/>
+      <w:pPr>
+        <w:tabs>
+          <w:tab w:val="num" w:pos="5760"/>
+        </w:tabs>
+        <w:ind w:left="6240" w:hanging="480"/>
+      </w:pPr>
+    </w:lvl>
+  </w:abstractNum>
   <w:num w:numId="1000">
     <w:abstractNumId w:val="990"/>
   </w:num>
@@ -1818,7 +1978,34 @@
     <w:abstractNumId w:val="991"/>
   </w:num>
   <w:num w:numId="1002">
-    <w:abstractNumId w:val="991"/>
+    <w:abstractNumId w:val="99411"/>
+    <w:lvlOverride w:ilvl="0">
+      <w:startOverride w:val="1"/>
+    </w:lvlOverride>
+    <w:lvlOverride w:ilvl="1">
+      <w:startOverride w:val="1"/>
+    </w:lvlOverride>
+    <w:lvlOverride w:ilvl="2">
+      <w:startOverride w:val="1"/>
+    </w:lvlOverride>
+    <w:lvlOverride w:ilvl="3">
+      <w:startOverride w:val="1"/>
+    </w:lvlOverride>
+    <w:lvlOverride w:ilvl="4">
+      <w:startOverride w:val="1"/>
+    </w:lvlOverride>
+    <w:lvlOverride w:ilvl="5">
+      <w:startOverride w:val="1"/>
+    </w:lvlOverride>
+    <w:lvlOverride w:ilvl="6">
+      <w:startOverride w:val="1"/>
+    </w:lvlOverride>
+    <w:lvlOverride w:ilvl="7">
+      <w:startOverride w:val="1"/>
+    </w:lvlOverride>
+    <w:lvlOverride w:ilvl="8">
+      <w:startOverride w:val="1"/>
+    </w:lvlOverride>
   </w:num>
   <w:num w:numId="1003">
     <w:abstractNumId w:val="991"/>
@@ -1827,6 +2014,15 @@
     <w:abstractNumId w:val="991"/>
   </w:num>
   <w:num w:numId="1005">
+    <w:abstractNumId w:val="991"/>
+  </w:num>
+  <w:num w:numId="1006">
+    <w:abstractNumId w:val="991"/>
+  </w:num>
+  <w:num w:numId="1007">
+    <w:abstractNumId w:val="991"/>
+  </w:num>
+  <w:num w:numId="1008">
     <w:abstractNumId w:val="991"/>
   </w:num>
 </w:numbering>

--- a/downloads/teacher/04 Units/Unit 04 - Environmental Design and Management - Spaces We Live In/Lesson 04.17 - Unit 4 Review and Test.docx
+++ b/downloads/teacher/04 Units/Unit 04 - Environmental Design and Management - Spaces We Live In/Lesson 04.17 - Unit 4 Review and Test.docx
@@ -1003,16 +1003,7 @@
         <w:pStyle w:val="Compact"/>
       </w:pPr>
       <w:r>
-        <w:t xml:space="preserve">ELL: the review game cards have a picture cue on the front for the safety, conservation, and color categories; the test allows the Unit 4 vocabulary list with translations as a word bank; the scenario item is read aloud to the class once; the short written response may be written in the home language and scored on content (arrange a translation with the ELL teacher)</w:t>
-      </w:r>
-      <w:r>
-        <w:t xml:space="preserve"> </w:t>
-      </w:r>
-      <w:r>
-        <w:rPr>
-          <w:rStyle w:val="TeacherNote"/>
-        </w:rPr>
-        <w:t xml:space="preserve">[Sal: check the school’s testing accommodation rule].</w:t>
+        <w:t xml:space="preserve">ELL: the review game cards have a picture cue on the front for the safety, conservation, and color categories; the test allows the Unit 4 vocabulary list with translations as a word bank; the scenario item is read aloud to the class once; the short written response may be written in the home language and scored on content (arrange a translation with the ELL teacher).</w:t>
       </w:r>
     </w:p>
     <w:p>
@@ -1246,7 +1237,7 @@
               <w:jc w:val="left"/>
             </w:pPr>
             <w:r>
-              <w:t xml:space="preserve">Unit 4 Test items 8, 14, 15, 16</w:t>
+              <w:t xml:space="preserve">Unit 4 Test items 4, 11, and 14</w:t>
             </w:r>
           </w:p>
         </w:tc>
@@ -1434,15 +1425,6 @@
       <w:r>
         <w:t xml:space="preserve">, section 2.</w:t>
       </w:r>
-      <w:r>
-        <w:t xml:space="preserve"> </w:t>
-      </w:r>
-      <w:r>
-        <w:rPr>
-          <w:rStyle w:val="TeacherNote"/>
-        </w:rPr>
-        <w:t xml:space="preserve">[Sal: confirm against the NYSED PDF.]</w:t>
-      </w:r>
     </w:p>
     <w:p>
       <w:pPr>
@@ -1545,21 +1527,6 @@
       </w:pPr>
       <w:r>
         <w:t xml:space="preserve">The scenario on the test uses a new client (not one of the six cards) so a student cannot answer from memory of their own project.</w:t>
-      </w:r>
-    </w:p>
-    <w:p>
-      <w:pPr>
-        <w:numPr>
-          <w:ilvl w:val="0"/>
-          <w:numId w:val="1008"/>
-        </w:numPr>
-        <w:pStyle w:val="Compact"/>
-      </w:pPr>
-      <w:r>
-        <w:rPr>
-          <w:rStyle w:val="TeacherNote"/>
-        </w:rPr>
-        <w:t xml:space="preserve">[Sal: if a class had a bad day on the model or the pitch, the review game is where you say what the models got right before anyone sits down for the test. Ten seconds per model, no names.]</w:t>
       </w:r>
     </w:p>
     <w:p>
